--- a/BAITE203_Lab_Assessment_Part3_Presentation_Innovation_and_Optimization_Clean_Final.docx
+++ b/BAITE203_Lab_Assessment_Part3_Presentation_Innovation_and_Optimization_Clean_Final.docx
@@ -2096,6 +2096,19 @@
     </w:p>
     <w:p>
       <w:pPr>
+        <w:spacing w:after="80" w:line="276" w:lineRule="auto"/>
+      </w:pPr>
+      <w:r>
+        <w:rPr>
+          <w:rFonts w:ascii="Calibri" w:hAnsi="Calibri"/>
+          <w:color w:val="222222"/>
+          <w:sz w:val="21"/>
+        </w:rPr>
+        <w:t>Below are direct visual captures from the simulation software demonstrating interactive Cisco CLI verification, algorithmic Dijkstra complexity reduction, and TCAM FIB hardware conservation specified in Part 3:</w:t>
+      </w:r>
+    </w:p>
+    <w:p>
+      <w:pPr>
         <w:spacing w:before="120" w:after="40"/>
         <w:jc w:val="center"/>
       </w:pPr>
@@ -2136,6 +2149,61 @@
     </w:p>
     <w:p>
       <w:pPr>
+        <w:spacing w:after="160"/>
+        <w:jc w:val="center"/>
+      </w:pPr>
+      <w:r>
+        <w:rPr>
+          <w:rFonts w:ascii="Calibri" w:hAnsi="Calibri"/>
+          <w:i/>
+          <w:color w:val="475569"/>
+          <w:sz w:val="19"/>
+        </w:rPr>
+        <w:t>Figure A1: Simulation Software — Cisco IOS CLI Diagnostic Terminal. Location: Top navigation bar -&gt; 'Cisco IOS Console'. Interactive production-grade terminal session executing live verification commands (show ip ospf neighbor, show ip route ospf, ping 10.20.0.1) on CTS Core 1.</w:t>
+      </w:r>
+    </w:p>
+    <w:p>
+      <w:pPr>
+        <w:spacing w:before="120" w:after="40"/>
+        <w:jc w:val="center"/>
+      </w:pPr>
+      <w:r>
+        <w:drawing>
+          <wp:inline xmlns:a="http://schemas.openxmlformats.org/drawingml/2006/main" xmlns:pic="http://schemas.openxmlformats.org/drawingml/2006/picture">
+            <wp:extent cx="5120640" cy="2598661"/>
+            <wp:docPr id="5" name="Picture 5"/>
+            <wp:cNvGraphicFramePr>
+              <a:graphicFrameLocks noChangeAspect="1"/>
+            </wp:cNvGraphicFramePr>
+            <a:graphic>
+              <a:graphicData uri="http://schemas.openxmlformats.org/drawingml/2006/picture">
+                <pic:pic>
+                  <pic:nvPicPr>
+                    <pic:cNvPr id="0" name="software_view2_architecture.png"/>
+                    <pic:cNvPicPr/>
+                  </pic:nvPicPr>
+                  <pic:blipFill>
+                    <a:blip r:embed="rId13"/>
+                    <a:stretch>
+                      <a:fillRect/>
+                    </a:stretch>
+                  </pic:blipFill>
+                  <pic:spPr>
+                    <a:xfrm>
+                      <a:off x="0" y="0"/>
+                      <a:ext cx="5120640" cy="2598661"/>
+                    </a:xfrm>
+                    <a:prstGeom prst="rect"/>
+                  </pic:spPr>
+                </pic:pic>
+              </a:graphicData>
+            </a:graphic>
+          </wp:inline>
+        </w:drawing>
+      </w:r>
+    </w:p>
+    <w:p>
+      <w:pPr>
         <w:spacing w:after="200"/>
         <w:jc w:val="center"/>
       </w:pPr>
@@ -2146,7 +2214,7 @@
           <w:color w:val="475569"/>
           <w:sz w:val="19"/>
         </w:rPr>
-        <w:t>Figure A3: VIT Vellore Campus Network Simulation Software (Cisco IOS Console View) — Production-Grade Web CLI Terminal Running Live Diagnostic Queries (show ip ospf neighbor, show ip route ospf, ping 10.20.0.1) on CTS Core 1.</w:t>
+        <w:t>Figure A2: Simulation Software — Algorithmic Dijkstra Optimization &amp; TCAM Benchmarks. Location: Top navigation bar -&gt; 'Area Architecture'. Details the mathematical SPF complexity reduction (1,014 vs 156 ops, 84.6% CPU reduction) and TCAM FIB hardware route compression (98.4%).</w:t>
       </w:r>
     </w:p>
     <w:p>
@@ -2212,7 +2280,7 @@
           <w:color w:val="0F172A"/>
           <w:sz w:val="21"/>
         </w:rPr>
-        <w:t xml:space="preserve">2. 3D Campus Digital Twin &amp; Flow Telemetry: </w:t>
+        <w:t xml:space="preserve">2. Algorithmic Optimization &amp; TCAM Compression Benchmarks: </w:t>
       </w:r>
       <w:r>
         <w:rPr>
@@ -2220,7 +2288,7 @@
           <w:color w:val="222222"/>
           <w:sz w:val="21"/>
         </w:rPr>
-        <w:t>Located under the 'Live 3D Campus Map' tab. Features the 372-acre campus isometric visualizer with active traffic animation, a real-time flow oscilloscope simulating 4.8 Gbps core bandwidth, and live telemetry tracking 99.98% campus uptime and 1.8 ms convergence.</w:t>
+        <w:t>Located under the 'Area Architecture' tab. Features the Algorithmic Performance Analysis module demonstrating the mathematical SPF reduction from 1,014 operations in a flat network down to 156 operations per flap in the 5-area hierarchy (84.6% router CPU reduction). Also details the TCAM FIB compression module verifying a 98.4% table reduction from 248 individual subnets to 4 summary prefixes.</w:t>
       </w:r>
     </w:p>
     <w:p>
@@ -2235,7 +2303,7 @@
           <w:color w:val="0F172A"/>
           <w:sz w:val="21"/>
         </w:rPr>
-        <w:t xml:space="preserve">3. Algorithmic Optimization &amp; TCAM Compression Benchmarks: </w:t>
+        <w:t xml:space="preserve">3. 3D Campus Digital Twin &amp; Flow Telemetry: </w:t>
       </w:r>
       <w:r>
         <w:rPr>
@@ -2243,7 +2311,7 @@
           <w:color w:val="222222"/>
           <w:sz w:val="21"/>
         </w:rPr>
-        <w:t>Located under the 'Area Architecture' tab. Features the Algorithmic Performance Analysis module demonstrating the mathematical SPF reduction from 1,014 operations in a flat network down to 156 operations per flap in the 5-area hierarchy (84.6% router CPU reduction). Also details the TCAM FIB compression module verifying a 98.4% table reduction from 248 individual subnets to 4 summary prefixes.</w:t>
+        <w:t>Located under the 'Live 3D Campus Map' tab. Features the 372-acre campus isometric visualizer with active traffic animation, a real-time flow oscilloscope simulating 4.8 Gbps core bandwidth, and live telemetry tracking 99.98% campus uptime and 1.8 ms convergence.</w:t>
       </w:r>
     </w:p>
     <w:p>
